--- a/internal_doc/03.开发设计/JS对象增强和远程化-File远程拷贝scp功能.docx
+++ b/internal_doc/03.开发设计/JS对象增强和远程化-File远程拷贝scp功能.docx
@@ -487,36 +487,27 @@
     <w:p>
       <w:pPr>
         <w:pStyle w:val="Heading2"/>
+      </w:pPr>
+      <w:r>
         <w:rPr>
           <w:rFonts w:hint="eastAsia"/>
         </w:rPr>
-      </w:pPr>
+        <w:t xml:space="preserve">Story </w:t>
+      </w:r>
       <w:r>
         <w:rPr>
           <w:rFonts w:hint="eastAsia"/>
         </w:rPr>
-        <w:t xml:space="preserve">Story </w:t>
+        <w:t>对外功能</w:t>
       </w:r>
       <w:r>
         <w:rPr>
           <w:rFonts w:hint="eastAsia"/>
         </w:rPr>
-        <w:t>对外功能</w:t>
-      </w:r>
-      <w:r>
-        <w:rPr>
-          <w:rFonts w:hint="eastAsia"/>
-        </w:rPr>
         <w:t>接口描述</w:t>
       </w:r>
     </w:p>
-    <w:p>
-      <w:pPr>
-        <w:rPr>
-          <w:rFonts w:hint="eastAsia"/>
-        </w:rPr>
-      </w:pPr>
-    </w:p>
+    <w:p/>
     <w:p>
       <w:pPr>
         <w:rPr>
@@ -808,24 +799,11 @@
         </w:tc>
       </w:tr>
     </w:tbl>
+    <w:p/>
+    <w:p/>
     <w:p>
       <w:pPr>
         <w:rPr>
-          <w:rFonts w:hint="eastAsia"/>
-        </w:rPr>
-      </w:pPr>
-    </w:p>
-    <w:p>
-      <w:pPr>
-        <w:rPr>
-          <w:rFonts w:hint="eastAsia"/>
-        </w:rPr>
-      </w:pPr>
-    </w:p>
-    <w:p>
-      <w:pPr>
-        <w:rPr>
-          <w:rFonts w:hint="eastAsia"/>
           <w:b/>
           <w:sz w:val="28"/>
           <w:szCs w:val="28"/>
@@ -1202,6 +1180,43 @@
               </w:rPr>
               <w:t>文件源路径</w:t>
             </w:r>
+            <w:r>
+              <w:rPr>
+                <w:rFonts w:hint="eastAsia"/>
+              </w:rPr>
+              <w:t xml:space="preserve"> </w:t>
+            </w:r>
+            <w:r>
+              <w:rPr>
+                <w:rFonts w:hint="eastAsia"/>
+                <w:b/>
+              </w:rPr>
+              <w:t>格式：</w:t>
+            </w:r>
+            <w:r>
+              <w:rPr>
+                <w:rFonts w:hint="eastAsia"/>
+              </w:rPr>
+              <w:t>hostname:svcname@pathname</w:t>
+            </w:r>
+            <w:r>
+              <w:rPr>
+                <w:rFonts w:hint="eastAsia"/>
+              </w:rPr>
+              <w:t>，当直接指定</w:t>
+            </w:r>
+            <w:r>
+              <w:rPr>
+                <w:rFonts w:hint="eastAsia"/>
+              </w:rPr>
+              <w:t>pathname</w:t>
+            </w:r>
+            <w:r>
+              <w:rPr>
+                <w:rFonts w:hint="eastAsia"/>
+              </w:rPr>
+              <w:t>时默认为本地路径</w:t>
+            </w:r>
           </w:p>
           <w:p>
             <w:pPr>
@@ -1219,6 +1234,48 @@
               </w:rPr>
               <w:t>目的文件路径</w:t>
             </w:r>
+            <w:r>
+              <w:rPr>
+                <w:rFonts w:hint="eastAsia"/>
+              </w:rPr>
+              <w:t xml:space="preserve"> </w:t>
+            </w:r>
+            <w:r>
+              <w:rPr>
+                <w:rFonts w:hint="eastAsia"/>
+                <w:b/>
+              </w:rPr>
+              <w:t>格式：</w:t>
+            </w:r>
+            <w:r>
+              <w:rPr>
+                <w:rFonts w:hint="eastAsia"/>
+              </w:rPr>
+              <w:t>hostname:svcname@pathname</w:t>
+            </w:r>
+            <w:r>
+              <w:rPr>
+                <w:rFonts w:hint="eastAsia"/>
+              </w:rPr>
+              <w:t>，当直接指定</w:t>
+            </w:r>
+            <w:r>
+              <w:rPr>
+                <w:rFonts w:hint="eastAsia"/>
+              </w:rPr>
+              <w:t>pathname</w:t>
+            </w:r>
+            <w:r>
+              <w:rPr>
+                <w:rFonts w:hint="eastAsia"/>
+              </w:rPr>
+              <w:t>时默认为本地路径</w:t>
+            </w:r>
+          </w:p>
+          <w:p>
+            <w:pPr>
+              <w:ind w:left="34"/>
+            </w:pPr>
           </w:p>
           <w:p>
             <w:pPr>
@@ -1280,9 +1337,6 @@
           <w:p>
             <w:pPr>
               <w:ind w:left="6"/>
-              <w:rPr>
-                <w:rFonts w:hint="eastAsia"/>
-              </w:rPr>
             </w:pPr>
             <w:r>
               <w:rPr>
@@ -1299,9 +1353,6 @@
           <w:p>
             <w:pPr>
               <w:ind w:left="34"/>
-              <w:rPr>
-                <w:rFonts w:hint="eastAsia"/>
-              </w:rPr>
             </w:pPr>
             <w:r>
               <w:rPr>
@@ -1318,9 +1369,6 @@
           <w:p>
             <w:pPr>
               <w:ind w:left="34"/>
-              <w:rPr>
-                <w:rFonts w:hint="eastAsia"/>
-              </w:rPr>
             </w:pPr>
             <w:r>
               <w:rPr>
@@ -1343,9 +1391,6 @@
           <w:p>
             <w:pPr>
               <w:ind w:left="0"/>
-              <w:rPr>
-                <w:rFonts w:hint="eastAsia"/>
-              </w:rPr>
             </w:pPr>
             <w:r>
               <w:rPr>
@@ -1619,7 +1664,7 @@
           <v:shape id="_x0000_i1025" type="#_x0000_t75" style="width:370.9pt;height:542.5pt" o:ole="">
             <v:imagedata r:id="rId9" o:title=""/>
           </v:shape>
-          <o:OLEObject Type="Embed" ProgID="Visio.Drawing.11" ShapeID="_x0000_i1025" DrawAspect="Content" ObjectID="_1552117638" r:id="rId10"/>
+          <o:OLEObject Type="Embed" ProgID="Visio.Drawing.11" ShapeID="_x0000_i1025" DrawAspect="Content" ObjectID="_1553159041" r:id="rId10"/>
         </w:object>
       </w:r>
     </w:p>
@@ -1657,27 +1702,18 @@
       <w:pPr>
         <w:pStyle w:val="ListParagraph"/>
         <w:ind w:left="777" w:firstLineChars="0" w:firstLine="0"/>
-        <w:rPr>
-          <w:rFonts w:hint="eastAsia"/>
-        </w:rPr>
       </w:pPr>
     </w:p>
     <w:p>
       <w:pPr>
         <w:pStyle w:val="ListParagraph"/>
         <w:ind w:left="777" w:firstLineChars="0" w:firstLine="0"/>
-        <w:rPr>
-          <w:rFonts w:hint="eastAsia"/>
-        </w:rPr>
       </w:pPr>
     </w:p>
     <w:p>
       <w:pPr>
         <w:pStyle w:val="ListParagraph"/>
         <w:ind w:left="777" w:firstLineChars="0" w:firstLine="0"/>
-        <w:rPr>
-          <w:rFonts w:hint="eastAsia"/>
-        </w:rPr>
       </w:pPr>
     </w:p>
     <w:p>
@@ -2089,9 +2125,6 @@
           <w:p>
             <w:pPr>
               <w:ind w:left="0"/>
-              <w:rPr>
-                <w:rFonts w:hint="eastAsia"/>
-              </w:rPr>
             </w:pPr>
             <w:r>
               <w:rPr>
@@ -2108,9 +2141,6 @@
           <w:p>
             <w:pPr>
               <w:ind w:left="0"/>
-              <w:rPr>
-                <w:rFonts w:hint="eastAsia"/>
-              </w:rPr>
             </w:pPr>
             <w:r>
               <w:rPr>
@@ -2138,9 +2168,6 @@
                 <w:numId w:val="3"/>
               </w:numPr>
               <w:ind w:firstLineChars="0"/>
-              <w:rPr>
-                <w:rFonts w:hint="eastAsia"/>
-              </w:rPr>
             </w:pPr>
             <w:r>
               <w:rPr>
@@ -2169,9 +2196,6 @@
                 <w:numId w:val="3"/>
               </w:numPr>
               <w:ind w:firstLineChars="0"/>
-              <w:rPr>
-                <w:rFonts w:hint="eastAsia"/>
-              </w:rPr>
             </w:pPr>
             <w:r>
               <w:rPr>
@@ -2225,7 +2249,6 @@
             <w:pPr>
               <w:ind w:left="0"/>
               <w:rPr>
-                <w:rFonts w:hint="eastAsia"/>
                 <w:b/>
               </w:rPr>
             </w:pPr>
@@ -2265,9 +2288,6 @@
           <w:p>
             <w:pPr>
               <w:ind w:left="0"/>
-              <w:rPr>
-                <w:rFonts w:hint="eastAsia"/>
-              </w:rPr>
             </w:pPr>
             <w:r>
               <w:rPr>
@@ -2284,9 +2304,6 @@
           <w:p>
             <w:pPr>
               <w:ind w:left="0"/>
-              <w:rPr>
-                <w:rFonts w:hint="eastAsia"/>
-              </w:rPr>
             </w:pPr>
             <w:r>
               <w:rPr>
@@ -2314,9 +2331,6 @@
                 <w:numId w:val="25"/>
               </w:numPr>
               <w:ind w:firstLineChars="0"/>
-              <w:rPr>
-                <w:rFonts w:hint="eastAsia"/>
-              </w:rPr>
             </w:pPr>
             <w:r>
               <w:rPr>
@@ -2345,9 +2359,6 @@
                 <w:numId w:val="25"/>
               </w:numPr>
               <w:ind w:firstLineChars="0"/>
-              <w:rPr>
-                <w:rFonts w:hint="eastAsia"/>
-              </w:rPr>
             </w:pPr>
             <w:r>
               <w:rPr>
@@ -2401,7 +2412,6 @@
             <w:pPr>
               <w:ind w:left="0"/>
               <w:rPr>
-                <w:rFonts w:hint="eastAsia"/>
                 <w:b/>
               </w:rPr>
             </w:pPr>
@@ -2441,9 +2451,6 @@
           <w:p>
             <w:pPr>
               <w:ind w:left="0"/>
-              <w:rPr>
-                <w:rFonts w:hint="eastAsia"/>
-              </w:rPr>
             </w:pPr>
             <w:r>
               <w:rPr>
@@ -2460,9 +2467,6 @@
           <w:p>
             <w:pPr>
               <w:ind w:left="0"/>
-              <w:rPr>
-                <w:rFonts w:hint="eastAsia"/>
-              </w:rPr>
             </w:pPr>
             <w:r>
               <w:rPr>
@@ -2490,9 +2494,6 @@
                 <w:numId w:val="26"/>
               </w:numPr>
               <w:ind w:firstLineChars="0"/>
-              <w:rPr>
-                <w:rFonts w:hint="eastAsia"/>
-              </w:rPr>
             </w:pPr>
             <w:r>
               <w:rPr>
@@ -2521,9 +2522,6 @@
                 <w:numId w:val="26"/>
               </w:numPr>
               <w:ind w:firstLineChars="0"/>
-              <w:rPr>
-                <w:rFonts w:hint="eastAsia"/>
-              </w:rPr>
             </w:pPr>
             <w:r>
               <w:rPr>
@@ -2564,9 +2562,6 @@
                 <w:numId w:val="26"/>
               </w:numPr>
               <w:ind w:firstLineChars="0"/>
-              <w:rPr>
-                <w:rFonts w:hint="eastAsia"/>
-              </w:rPr>
             </w:pPr>
             <w:r>
               <w:rPr>
@@ -2626,7 +2621,6 @@
             <w:pPr>
               <w:ind w:left="0"/>
               <w:rPr>
-                <w:rFonts w:hint="eastAsia"/>
                 <w:b/>
               </w:rPr>
             </w:pPr>
@@ -2666,9 +2660,6 @@
           <w:p>
             <w:pPr>
               <w:ind w:left="0"/>
-              <w:rPr>
-                <w:rFonts w:hint="eastAsia"/>
-              </w:rPr>
             </w:pPr>
             <w:r>
               <w:rPr>
@@ -2685,9 +2676,6 @@
           <w:p>
             <w:pPr>
               <w:ind w:left="0"/>
-              <w:rPr>
-                <w:rFonts w:hint="eastAsia"/>
-              </w:rPr>
             </w:pPr>
             <w:r>
               <w:rPr>
@@ -2715,9 +2703,6 @@
                 <w:numId w:val="27"/>
               </w:numPr>
               <w:ind w:firstLineChars="0"/>
-              <w:rPr>
-                <w:rFonts w:hint="eastAsia"/>
-              </w:rPr>
             </w:pPr>
             <w:r>
               <w:rPr>
@@ -2746,9 +2731,6 @@
                 <w:numId w:val="27"/>
               </w:numPr>
               <w:ind w:firstLineChars="0"/>
-              <w:rPr>
-                <w:rFonts w:hint="eastAsia"/>
-              </w:rPr>
             </w:pPr>
             <w:r>
               <w:rPr>
@@ -2789,9 +2771,6 @@
                 <w:numId w:val="27"/>
               </w:numPr>
               <w:ind w:firstLineChars="0"/>
-              <w:rPr>
-                <w:rFonts w:hint="eastAsia"/>
-              </w:rPr>
             </w:pPr>
             <w:r>
               <w:rPr>
@@ -2859,7 +2838,6 @@
             <w:pPr>
               <w:ind w:left="0"/>
               <w:rPr>
-                <w:rFonts w:hint="eastAsia"/>
                 <w:b/>
               </w:rPr>
             </w:pPr>

--- a/internal_doc/03.开发设计/JS对象增强和远程化-File远程拷贝scp功能.docx
+++ b/internal_doc/03.开发设计/JS对象增强和远程化-File远程拷贝scp功能.docx
@@ -1010,6 +1010,31 @@
                 <w:rFonts w:hint="eastAsia"/>
               </w:rPr>
               <w:t>1024</w:t>
+            </w:r>
+            <w:r>
+              <w:rPr>
+                <w:rFonts w:hint="eastAsia"/>
+              </w:rPr>
+              <w:t xml:space="preserve"> </w:t>
+            </w:r>
+            <w:r>
+              <w:rPr>
+                <w:rFonts w:hint="eastAsia"/>
+              </w:rPr>
+              <w:t xml:space="preserve"> </w:t>
+            </w:r>
+            <w:r>
+              <w:rPr>
+                <w:rFonts w:hint="eastAsia"/>
+                <w:b/>
+              </w:rPr>
+              <w:t>单位</w:t>
+            </w:r>
+            <w:r>
+              <w:rPr>
+                <w:rFonts w:hint="eastAsia"/>
+              </w:rPr>
+              <w:t>：字节</w:t>
             </w:r>
           </w:p>
         </w:tc>
@@ -1664,7 +1689,7 @@
           <v:shape id="_x0000_i1025" type="#_x0000_t75" style="width:370.9pt;height:542.5pt" o:ole="">
             <v:imagedata r:id="rId9" o:title=""/>
           </v:shape>
-          <o:OLEObject Type="Embed" ProgID="Visio.Drawing.11" ShapeID="_x0000_i1025" DrawAspect="Content" ObjectID="_1553159041" r:id="rId10"/>
+          <o:OLEObject Type="Embed" ProgID="Visio.Drawing.11" ShapeID="_x0000_i1025" DrawAspect="Content" ObjectID="_1553328208" r:id="rId10"/>
         </w:object>
       </w:r>
     </w:p>
